--- a/deliveries/2026-09-04/AutoBridge_Daily_2026-09-04/01_Vehicle_Pages/VEH_20260904_06_GAC_Trumpchi_E8.docx
+++ b/deliveries/2026-09-04/AutoBridge_Daily_2026-09-04/01_Vehicle_Pages/VEH_20260904_06_GAC_Trumpchi_E8.docx
@@ -113,7 +113,7 @@
         <w:t>Internal Link Suggestions</w:t>
       </w:r>
       <w:r>
-        <w:t>: /guides/ev-battery-shipping-imdg-42-24/ ; /guides/export-vehicle-document-package/ ; /vehicles/chery-fulwin-t9/</w:t>
+        <w:t>: /guides/ev-shipping-un3556-imdg-compliance/ ; /guides/export-vehicle-document-package/ ; /vehicles/chery-fulwin-t9/</w:t>
       </w:r>
     </w:p>
     <w:p>
@@ -1856,10 +1856,10 @@
         <w:rPr>
           <w:b/>
         </w:rPr>
-        <w:t>Author / reviewer</w:t>
+        <w:t>Author</w:t>
       </w:r>
       <w:r>
-        <w:t>: [AutoBridge Export Sourcing Team](/authors/) · method per our [Editorial Policy](/editorial-policy/)</w:t>
+        <w:t>: AutoBridge Export Editorial Team · [Sourcing Team](/authors/) · method per our [Editorial Policy](/editorial-policy/)</w:t>
       </w:r>
     </w:p>
     <w:p>
@@ -1873,7 +1873,16 @@
         <w:t>Last reviewed</w:t>
       </w:r>
       <w:r>
-        <w:t>: 2026-09-04</w:t>
+        <w:t xml:space="preserve">: 2026-09-04 · </w:t>
+      </w:r>
+      <w:r>
+        <w:rPr>
+          <w:b/>
+        </w:rPr>
+        <w:t>Fact sheet version</w:t>
+      </w:r>
+      <w:r>
+        <w:t>: v1.1-2026-09-04</w:t>
       </w:r>
     </w:p>
     <w:p>
@@ -1902,6 +1911,20 @@
       </w:r>
       <w:r>
         <w:t>: OEM config anchored; energy-type split enforced; single-source items flagged</w:t>
+      </w:r>
+    </w:p>
+    <w:p>
+      <w:pPr>
+        <w:pStyle w:val="ListBullet"/>
+      </w:pPr>
+      <w:r>
+        <w:rPr>
+          <w:b/>
+        </w:rPr>
+        <w:t>Transparency</w:t>
+      </w:r>
+      <w:r>
+        <w:t>: AI_ASSISTED=true · HUMAN_REVIEWED=false · evidence.first_hand=false · PUBLISH_APPROVED=false</w:t>
       </w:r>
     </w:p>
     <w:p>

--- a/deliveries/2026-09-04/AutoBridge_Daily_2026-09-04/01_Vehicle_Pages/VEH_20260904_06_GAC_Trumpchi_E8.docx
+++ b/deliveries/2026-09-04/AutoBridge_Daily_2026-09-04/01_Vehicle_Pages/VEH_20260904_06_GAC_Trumpchi_E8.docx
@@ -4,7 +4,7 @@
   <w:body>
     <w:p>
       <w:pPr>
-        <w:pStyle w:val="Title"/>
+        <w:pStyle w:val="Heading1"/>
       </w:pPr>
       <w:r>
         <w:t>GAC Trumpchi E8 (传祺E8): a Seven-Seat PHEV MPV — China Specs and Export Checks</w:t>
@@ -12,7 +12,7 @@
     </w:p>
     <w:p>
       <w:pPr>
-        <w:pStyle w:val="Heading1"/>
+        <w:pStyle w:val="Heading2"/>
       </w:pPr>
       <w:r>
         <w:t>SEO Metadata</w:t>
@@ -146,7 +146,7 @@
     </w:p>
     <w:p>
       <w:pPr>
-        <w:pStyle w:val="Heading1"/>
+        <w:pStyle w:val="Heading2"/>
       </w:pPr>
       <w:r>
         <w:t>Buyer Context: an MPV Purchase Is Decided by Seating and by the PHEV/HEV Split</w:t>
@@ -186,7 +186,7 @@
     </w:p>
     <w:p>
       <w:pPr>
-        <w:pStyle w:val="Heading1"/>
+        <w:pStyle w:val="Heading2"/>
       </w:pPr>
       <w:r>
         <w:t>MPV Core: Seating, Space and Passenger Character</w:t>
@@ -194,7 +194,7 @@
     </w:p>
     <w:tbl>
       <w:tblPr>
-        <w:tblStyle w:val="TableGrid"/>
+        <w:tblStyle w:val="LightGrid-Accent1"/>
         <w:tblW w:type="auto" w:w="0"/>
         <w:tblLook w:firstColumn="1" w:firstRow="1" w:lastColumn="0" w:lastRow="0" w:noHBand="0" w:noVBand="1" w:val="04A0"/>
       </w:tblPr>
@@ -206,20 +206,9 @@
         <w:tc>
           <w:tcPr>
             <w:tcW w:type="dxa" w:w="4320"/>
-            <w:shd w:val="clear" w:fill="EAF0F6"/>
           </w:tcPr>
           <w:p>
             <w:r>
-              <w:rPr>
-                <w:b/>
-                <w:sz w:val="20"/>
-              </w:rPr>
-            </w:r>
-            <w:r>
-              <w:rPr>
-                <w:b/>
-                <w:sz w:val="20"/>
-              </w:rPr>
               <w:t>Item</w:t>
             </w:r>
           </w:p>
@@ -227,20 +216,9 @@
         <w:tc>
           <w:tcPr>
             <w:tcW w:type="dxa" w:w="4320"/>
-            <w:shd w:val="clear" w:fill="EAF0F6"/>
           </w:tcPr>
           <w:p>
             <w:r>
-              <w:rPr>
-                <w:b/>
-                <w:sz w:val="20"/>
-              </w:rPr>
-            </w:r>
-            <w:r>
-              <w:rPr>
-                <w:b/>
-                <w:sz w:val="20"/>
-              </w:rPr>
               <w:t>Trumpchi E8 PHEV (China reference)</w:t>
             </w:r>
           </w:p>
@@ -253,14 +231,6 @@
           </w:tcPr>
           <w:p>
             <w:r>
-              <w:rPr>
-                <w:sz w:val="20"/>
-              </w:rPr>
-            </w:r>
-            <w:r>
-              <w:rPr>
-                <w:sz w:val="20"/>
-              </w:rPr>
               <w:t>Body</w:t>
             </w:r>
           </w:p>
@@ -271,14 +241,6 @@
           </w:tcPr>
           <w:p>
             <w:r>
-              <w:rPr>
-                <w:sz w:val="20"/>
-              </w:rPr>
-            </w:r>
-            <w:r>
-              <w:rPr>
-                <w:sz w:val="20"/>
-              </w:rPr>
               <w:t>Mid-size MPV</w:t>
             </w:r>
           </w:p>
@@ -291,14 +253,6 @@
           </w:tcPr>
           <w:p>
             <w:r>
-              <w:rPr>
-                <w:sz w:val="20"/>
-              </w:rPr>
-            </w:r>
-            <w:r>
-              <w:rPr>
-                <w:sz w:val="20"/>
-              </w:rPr>
               <w:t>Length / width / height</w:t>
             </w:r>
           </w:p>
@@ -310,13 +264,7 @@
           <w:p>
             <w:r>
               <w:rPr>
-                <w:sz w:val="20"/>
-              </w:rPr>
-            </w:r>
-            <w:r>
-              <w:rPr>
                 <w:b/>
-                <w:sz w:val="20"/>
               </w:rPr>
               <w:t>4920 / 1900 / 1760 mm</w:t>
             </w:r>
@@ -330,14 +278,6 @@
           </w:tcPr>
           <w:p>
             <w:r>
-              <w:rPr>
-                <w:sz w:val="20"/>
-              </w:rPr>
-            </w:r>
-            <w:r>
-              <w:rPr>
-                <w:sz w:val="20"/>
-              </w:rPr>
               <w:t>Wheelbase</w:t>
             </w:r>
           </w:p>
@@ -349,13 +289,7 @@
           <w:p>
             <w:r>
               <w:rPr>
-                <w:sz w:val="20"/>
-              </w:rPr>
-            </w:r>
-            <w:r>
-              <w:rPr>
                 <w:b/>
-                <w:sz w:val="20"/>
               </w:rPr>
               <w:t>2930 mm</w:t>
             </w:r>
@@ -369,14 +303,6 @@
           </w:tcPr>
           <w:p>
             <w:r>
-              <w:rPr>
-                <w:sz w:val="20"/>
-              </w:rPr>
-            </w:r>
-            <w:r>
-              <w:rPr>
-                <w:sz w:val="20"/>
-              </w:rPr>
               <w:t>Seating layout</w:t>
             </w:r>
           </w:p>
@@ -388,13 +314,7 @@
           <w:p>
             <w:r>
               <w:rPr>
-                <w:sz w:val="20"/>
-              </w:rPr>
-            </w:r>
-            <w:r>
-              <w:rPr>
                 <w:b/>
-                <w:sz w:val="20"/>
               </w:rPr>
               <w:t>2+2+3, seven seats</w:t>
             </w:r>
@@ -408,14 +328,6 @@
           </w:tcPr>
           <w:p>
             <w:r>
-              <w:rPr>
-                <w:sz w:val="20"/>
-              </w:rPr>
-            </w:r>
-            <w:r>
-              <w:rPr>
-                <w:sz w:val="20"/>
-              </w:rPr>
               <w:t>Platform</w:t>
             </w:r>
           </w:p>
@@ -426,14 +338,6 @@
           </w:tcPr>
           <w:p>
             <w:r>
-              <w:rPr>
-                <w:sz w:val="20"/>
-              </w:rPr>
-            </w:r>
-            <w:r>
-              <w:rPr>
-                <w:sz w:val="20"/>
-              </w:rPr>
               <w:t>GAC Global Platform Modular Architecture (GPMA 3.0 L); high-strength steel about 75% (single-source)</w:t>
             </w:r>
           </w:p>
@@ -446,14 +350,6 @@
           </w:tcPr>
           <w:p>
             <w:r>
-              <w:rPr>
-                <w:sz w:val="20"/>
-              </w:rPr>
-            </w:r>
-            <w:r>
-              <w:rPr>
-                <w:sz w:val="20"/>
-              </w:rPr>
               <w:t>Curb weight</w:t>
             </w:r>
           </w:p>
@@ -464,14 +360,6 @@
           </w:tcPr>
           <w:p>
             <w:r>
-              <w:rPr>
-                <w:sz w:val="20"/>
-              </w:rPr>
-            </w:r>
-            <w:r>
-              <w:rPr>
-                <w:sz w:val="20"/>
-              </w:rPr>
               <w:t>2175 kg</w:t>
             </w:r>
           </w:p>
@@ -484,14 +372,6 @@
           </w:tcPr>
           <w:p>
             <w:r>
-              <w:rPr>
-                <w:sz w:val="20"/>
-              </w:rPr>
-            </w:r>
-            <w:r>
-              <w:rPr>
-                <w:sz w:val="20"/>
-              </w:rPr>
               <w:t>Fuel tank</w:t>
             </w:r>
           </w:p>
@@ -502,20 +382,13 @@
           </w:tcPr>
           <w:p>
             <w:r>
-              <w:rPr>
-                <w:sz w:val="20"/>
-              </w:rPr>
-            </w:r>
-            <w:r>
-              <w:rPr>
-                <w:sz w:val="20"/>
-              </w:rPr>
               <w:t>50 L</w:t>
             </w:r>
           </w:p>
         </w:tc>
       </w:tr>
     </w:tbl>
+    <w:p/>
     <w:p>
       <w:r>
         <w:t>The 2930 mm wheelbase and 2+2+3 layout are the commercial story: independent middle-row captain seats and a usable third row. Confirm the exact seat configuration on the VIN, since MPV trim changes often alter middle-row specification.</w:t>
@@ -523,7 +396,7 @@
     </w:p>
     <w:p>
       <w:pPr>
-        <w:pStyle w:val="Heading1"/>
+        <w:pStyle w:val="Heading2"/>
       </w:pPr>
       <w:r>
         <w:t>PHEV Powertrain (charging-port E8)</w:t>
@@ -531,7 +404,7 @@
     </w:p>
     <w:tbl>
       <w:tblPr>
-        <w:tblStyle w:val="TableGrid"/>
+        <w:tblStyle w:val="LightGrid-Accent1"/>
         <w:tblW w:type="auto" w:w="0"/>
         <w:tblLook w:firstColumn="1" w:firstRow="1" w:lastColumn="0" w:lastRow="0" w:noHBand="0" w:noVBand="1" w:val="04A0"/>
       </w:tblPr>
@@ -543,20 +416,9 @@
         <w:tc>
           <w:tcPr>
             <w:tcW w:type="dxa" w:w="4320"/>
-            <w:shd w:val="clear" w:fill="EAF0F6"/>
           </w:tcPr>
           <w:p>
             <w:r>
-              <w:rPr>
-                <w:b/>
-                <w:sz w:val="20"/>
-              </w:rPr>
-            </w:r>
-            <w:r>
-              <w:rPr>
-                <w:b/>
-                <w:sz w:val="20"/>
-              </w:rPr>
               <w:t>Item</w:t>
             </w:r>
           </w:p>
@@ -564,20 +426,9 @@
         <w:tc>
           <w:tcPr>
             <w:tcW w:type="dxa" w:w="4320"/>
-            <w:shd w:val="clear" w:fill="EAF0F6"/>
           </w:tcPr>
           <w:p>
             <w:r>
-              <w:rPr>
-                <w:b/>
-                <w:sz w:val="20"/>
-              </w:rPr>
-            </w:r>
-            <w:r>
-              <w:rPr>
-                <w:b/>
-                <w:sz w:val="20"/>
-              </w:rPr>
               <w:t>Detail</w:t>
             </w:r>
           </w:p>
@@ -590,14 +441,6 @@
           </w:tcPr>
           <w:p>
             <w:r>
-              <w:rPr>
-                <w:sz w:val="20"/>
-              </w:rPr>
-            </w:r>
-            <w:r>
-              <w:rPr>
-                <w:sz w:val="20"/>
-              </w:rPr>
               <w:t>Engine</w:t>
             </w:r>
           </w:p>
@@ -608,14 +451,6 @@
           </w:tcPr>
           <w:p>
             <w:r>
-              <w:rPr>
-                <w:sz w:val="20"/>
-              </w:rPr>
-            </w:r>
-            <w:r>
-              <w:rPr>
-                <w:sz w:val="20"/>
-              </w:rPr>
               <w:t>2.0ATK dedicated hybrid (4B20L1), 103 kW / 180 N·m (about 140 PS engine-only)</w:t>
             </w:r>
           </w:p>
@@ -628,14 +463,6 @@
           </w:tcPr>
           <w:p>
             <w:r>
-              <w:rPr>
-                <w:sz w:val="20"/>
-              </w:rPr>
-            </w:r>
-            <w:r>
-              <w:rPr>
-                <w:sz w:val="20"/>
-              </w:rPr>
               <w:t>Front motor</w:t>
             </w:r>
           </w:p>
@@ -646,14 +473,6 @@
           </w:tcPr>
           <w:p>
             <w:r>
-              <w:rPr>
-                <w:sz w:val="20"/>
-              </w:rPr>
-            </w:r>
-            <w:r>
-              <w:rPr>
-                <w:sz w:val="20"/>
-              </w:rPr>
               <w:t>134 kW / 300 N·m</w:t>
             </w:r>
           </w:p>
@@ -666,14 +485,6 @@
           </w:tcPr>
           <w:p>
             <w:r>
-              <w:rPr>
-                <w:sz w:val="20"/>
-              </w:rPr>
-            </w:r>
-            <w:r>
-              <w:rPr>
-                <w:sz w:val="20"/>
-              </w:rPr>
               <w:t>Hybrid transmission</w:t>
             </w:r>
           </w:p>
@@ -684,14 +495,6 @@
           </w:tcPr>
           <w:p>
             <w:r>
-              <w:rPr>
-                <w:sz w:val="20"/>
-              </w:rPr>
-            </w:r>
-            <w:r>
-              <w:rPr>
-                <w:sz w:val="20"/>
-              </w:rPr>
               <w:t>2-speed DHT</w:t>
             </w:r>
           </w:p>
@@ -704,14 +507,6 @@
           </w:tcPr>
           <w:p>
             <w:r>
-              <w:rPr>
-                <w:sz w:val="20"/>
-              </w:rPr>
-            </w:r>
-            <w:r>
-              <w:rPr>
-                <w:sz w:val="20"/>
-              </w:rPr>
               <w:t>Battery</w:t>
             </w:r>
           </w:p>
@@ -722,20 +517,11 @@
           </w:tcPr>
           <w:p>
             <w:r>
-              <w:rPr>
-                <w:sz w:val="20"/>
-              </w:rPr>
-            </w:r>
-            <w:r>
-              <w:rPr>
-                <w:sz w:val="20"/>
-              </w:rPr>
               <w:t xml:space="preserve">Ternary lithium, </w:t>
             </w:r>
             <w:r>
               <w:rPr>
                 <w:b/>
-                <w:sz w:val="20"/>
               </w:rPr>
               <w:t>25.57 kWh</w:t>
             </w:r>
@@ -749,14 +535,6 @@
           </w:tcPr>
           <w:p>
             <w:r>
-              <w:rPr>
-                <w:sz w:val="20"/>
-              </w:rPr>
-            </w:r>
-            <w:r>
-              <w:rPr>
-                <w:sz w:val="20"/>
-              </w:rPr>
               <w:t>Electric range</w:t>
             </w:r>
           </w:p>
@@ -768,13 +546,7 @@
           <w:p>
             <w:r>
               <w:rPr>
-                <w:sz w:val="20"/>
-              </w:rPr>
-            </w:r>
-            <w:r>
-              <w:rPr>
                 <w:b/>
-                <w:sz w:val="20"/>
               </w:rPr>
               <w:t>150 km CLTC</w:t>
             </w:r>
@@ -788,14 +560,6 @@
           </w:tcPr>
           <w:p>
             <w:r>
-              <w:rPr>
-                <w:sz w:val="20"/>
-              </w:rPr>
-            </w:r>
-            <w:r>
-              <w:rPr>
-                <w:sz w:val="20"/>
-              </w:rPr>
               <w:t>Power export</w:t>
             </w:r>
           </w:p>
@@ -806,23 +570,16 @@
           </w:tcPr>
           <w:p>
             <w:r>
-              <w:rPr>
-                <w:sz w:val="20"/>
-              </w:rPr>
-            </w:r>
-            <w:r>
-              <w:rPr>
-                <w:sz w:val="20"/>
-              </w:rPr>
               <w:t>3.3 kW external discharge (V2L) and 5.5 kW V2V (single-source; confirm per OEM)</w:t>
             </w:r>
           </w:p>
         </w:tc>
       </w:tr>
     </w:tbl>
+    <w:p/>
     <w:p>
       <w:pPr>
-        <w:pStyle w:val="Heading1"/>
+        <w:pStyle w:val="Heading2"/>
       </w:pPr>
       <w:r>
         <w:t>PHEV vs Glory HEV — Keep the Energy Type Visible</w:t>
@@ -866,7 +623,7 @@
     </w:p>
     <w:p>
       <w:pPr>
-        <w:pStyle w:val="Heading1"/>
+        <w:pStyle w:val="Heading2"/>
       </w:pPr>
       <w:r>
         <w:t>Overseas Buyer Verification Before Payment</w:t>
@@ -944,7 +701,7 @@
     </w:p>
     <w:p>
       <w:pPr>
-        <w:pStyle w:val="Heading1"/>
+        <w:pStyle w:val="Heading2"/>
       </w:pPr>
       <w:r>
         <w:t>Request a Current Export Quotation</w:t>
@@ -975,7 +732,7 @@
     </w:p>
     <w:p>
       <w:pPr>
-        <w:pStyle w:val="Heading1"/>
+        <w:pStyle w:val="Heading2"/>
       </w:pPr>
       <w:r>
         <w:t>Frequently Asked Questions</w:t>
@@ -989,8 +746,10 @@
         <w:t>Is the Trumpchi E8 a plug-in hybrid or a self-charging hybrid?</w:t>
       </w:r>
       <w:r>
-        <w:t xml:space="preserve"> The E8 New Energy is a PHEV with a charging port; the E8 Glory is a non-charging HEV — specify which one. </w:t>
+        <w:t xml:space="preserve"> The E8 New Energy is a PHEV with a charging port; the E8 Glory is a non-charging HEV — specify which one.</w:t>
       </w:r>
+    </w:p>
+    <w:p>
       <w:r>
         <w:rPr>
           <w:b/>
@@ -998,8 +757,10 @@
         <w:t>How many seats?</w:t>
       </w:r>
       <w:r>
-        <w:t xml:space="preserve"> A 2+2+3 seven-seat MPV on a 2930 mm wheelbase. </w:t>
+        <w:t xml:space="preserve"> A 2+2+3 seven-seat MPV on a 2930 mm wheelbase.</w:t>
       </w:r>
+    </w:p>
+    <w:p>
       <w:r>
         <w:rPr>
           <w:b/>
@@ -1007,8 +768,10 @@
         <w:t>What is the electric range?</w:t>
       </w:r>
       <w:r>
-        <w:t xml:space="preserve"> 150 km CLTC for the documented PHEV. </w:t>
+        <w:t xml:space="preserve"> 150 km CLTC for the documented PHEV.</w:t>
       </w:r>
+    </w:p>
+    <w:p>
       <w:r>
         <w:rPr>
           <w:b/>
@@ -1021,7 +784,255 @@
     </w:p>
     <w:p>
       <w:pPr>
-        <w:pStyle w:val="Heading1"/>
+        <w:pStyle w:val="Heading2"/>
+      </w:pPr>
+      <w:r>
+        <w:t>Image Record</w:t>
+      </w:r>
+    </w:p>
+    <w:p>
+      <w:pPr>
+        <w:pStyle w:val="ListBullet"/>
+      </w:pPr>
+      <w:r>
+        <w:t>IMAGE_ASSET_PATH: none secured in repository</w:t>
+      </w:r>
+    </w:p>
+    <w:p>
+      <w:pPr>
+        <w:pStyle w:val="ListBullet"/>
+      </w:pPr>
+      <w:r>
+        <w:t>ORIGINAL_IMAGE_URL: not captured</w:t>
+      </w:r>
+    </w:p>
+    <w:p>
+      <w:pPr>
+        <w:pStyle w:val="ListBullet"/>
+      </w:pPr>
+      <w:r>
+        <w:t>SOURCE_PAGE: not captured</w:t>
+      </w:r>
+    </w:p>
+    <w:p>
+      <w:pPr>
+        <w:pStyle w:val="ListBullet"/>
+      </w:pPr>
+      <w:r>
+        <w:t>RIGHTS_HOLDER: unconfirmed</w:t>
+      </w:r>
+    </w:p>
+    <w:p>
+      <w:pPr>
+        <w:pStyle w:val="ListBullet"/>
+      </w:pPr>
+      <w:r>
+        <w:t>LICENSE: none secured — no third-party image may be published until rights are cleared</w:t>
+      </w:r>
+    </w:p>
+    <w:p>
+      <w:pPr>
+        <w:pStyle w:val="ListBullet"/>
+      </w:pPr>
+      <w:r>
+        <w:t>CHECKED_DATE: 2026-09-05</w:t>
+      </w:r>
+    </w:p>
+    <w:p>
+      <w:pPr>
+        <w:pStyle w:val="ListBullet"/>
+      </w:pPr>
+      <w:r>
+        <w:t>MODEL_TOPIC_MATCH: must match the exact model/version (or the guide topic) and reference market above</w:t>
+      </w:r>
+    </w:p>
+    <w:p>
+      <w:pPr>
+        <w:pStyle w:val="ListBullet"/>
+      </w:pPr>
+      <w:r>
+        <w:t>IMAGE_RIGHTS_STATUS: FAIL (no licensed asset captured; a placeholder or “retain old image” note is not accepted)</w:t>
+      </w:r>
+    </w:p>
+    <w:p>
+      <w:pPr>
+        <w:pStyle w:val="ListBullet"/>
+      </w:pPr>
+      <w:r>
+        <w:t>ALT by language:</w:t>
+      </w:r>
+    </w:p>
+    <w:p>
+      <w:pPr>
+        <w:pStyle w:val="ListBullet"/>
+      </w:pPr>
+      <w:r>
+        <w:rPr>
+          <w:b/>
+        </w:rPr>
+        <w:t>EN</w:t>
+      </w:r>
+      <w:r>
+        <w:t>: AutoBridge export-buyer reference — GAC Trumpchi E8, plug-in hybrid vehicle / MPV</w:t>
+      </w:r>
+    </w:p>
+    <w:p>
+      <w:pPr>
+        <w:pStyle w:val="ListBullet"/>
+      </w:pPr>
+      <w:r>
+        <w:rPr>
+          <w:b/>
+        </w:rPr>
+        <w:t>FR</w:t>
+      </w:r>
+      <w:r>
+        <w:t>: Référence AutoBridge pour acheteurs export — GAC Trumpchi E8, véhicule hybride rechargeable / MPV</w:t>
+      </w:r>
+    </w:p>
+    <w:p>
+      <w:pPr>
+        <w:pStyle w:val="ListBullet"/>
+      </w:pPr>
+      <w:r>
+        <w:rPr>
+          <w:b/>
+        </w:rPr>
+        <w:t>DE</w:t>
+      </w:r>
+      <w:r>
+        <w:t>: AutoBridge-Referenz für Exportkäufer — GAC Trumpchi E8, Plug-in-Hybridfahrzeug / Van (MPV)</w:t>
+      </w:r>
+    </w:p>
+    <w:p>
+      <w:pPr>
+        <w:pStyle w:val="ListBullet"/>
+      </w:pPr>
+      <w:r>
+        <w:rPr>
+          <w:b/>
+        </w:rPr>
+        <w:t>ES</w:t>
+      </w:r>
+      <w:r>
+        <w:t>: Referencia AutoBridge para compradores de exportación — GAC Trumpchi E8, vehículo híbrido enchufable / monovolumen</w:t>
+      </w:r>
+    </w:p>
+    <w:p>
+      <w:pPr>
+        <w:pStyle w:val="ListBullet"/>
+      </w:pPr>
+      <w:r>
+        <w:rPr>
+          <w:b/>
+        </w:rPr>
+        <w:t>PT</w:t>
+      </w:r>
+      <w:r>
+        <w:t>: Referência AutoBridge para compradores de exportação — GAC Trumpchi E8, veículo híbrido plug-in / minivan</w:t>
+      </w:r>
+    </w:p>
+    <w:p>
+      <w:pPr>
+        <w:pStyle w:val="ListBullet"/>
+      </w:pPr>
+      <w:r>
+        <w:rPr>
+          <w:b/>
+        </w:rPr>
+        <w:t>JA</w:t>
+      </w:r>
+      <w:r>
+        <w:t>: AutoBridge 輸出バイヤー向けリファレンス｜GAC Trumpchi E8, プラグインハイブリッド車 / MPV</w:t>
+      </w:r>
+    </w:p>
+    <w:p>
+      <w:pPr>
+        <w:pStyle w:val="ListBullet"/>
+      </w:pPr>
+      <w:r>
+        <w:rPr>
+          <w:b/>
+        </w:rPr>
+        <w:t>KO</w:t>
+      </w:r>
+      <w:r>
+        <w:t>: AutoBridge 수출 바이어 참고 자료｜GAC Trumpchi E8, 플러그인 하이브리드 차량 / MPV</w:t>
+      </w:r>
+    </w:p>
+    <w:p>
+      <w:pPr>
+        <w:pStyle w:val="ListBullet"/>
+      </w:pPr>
+      <w:r>
+        <w:rPr>
+          <w:b/>
+        </w:rPr>
+        <w:t>VI</w:t>
+      </w:r>
+      <w:r>
+        <w:t>: Tài liệu tham khảo AutoBridge cho người mua xuất khẩu — GAC Trumpchi E8, xe hybrid sạc ngoài / MPV</w:t>
+      </w:r>
+    </w:p>
+    <w:p>
+      <w:pPr>
+        <w:pStyle w:val="ListBullet"/>
+      </w:pPr>
+      <w:r>
+        <w:rPr>
+          <w:b/>
+        </w:rPr>
+        <w:t>TH</w:t>
+      </w:r>
+      <w:r>
+        <w:t>: เอกสารอ้างอิง AutoBridge สำหรับผู้ซื้อเพื่อการส่งออก — GAC Trumpchi E8, รถปลั๊กอินไฮบริด / รถ MPV</w:t>
+      </w:r>
+    </w:p>
+    <w:p>
+      <w:pPr>
+        <w:pStyle w:val="ListBullet"/>
+      </w:pPr>
+      <w:r>
+        <w:rPr>
+          <w:b/>
+        </w:rPr>
+        <w:t>ID</w:t>
+      </w:r>
+      <w:r>
+        <w:t>: Referensi AutoBridge untuk pembeli ekspor — GAC Trumpchi E8, kendaraan hybrid plug-in / MPV</w:t>
+      </w:r>
+    </w:p>
+    <w:p>
+      <w:pPr>
+        <w:pStyle w:val="ListBullet"/>
+      </w:pPr>
+      <w:r>
+        <w:rPr>
+          <w:b/>
+        </w:rPr>
+        <w:t>AR</w:t>
+      </w:r>
+      <w:r>
+        <w:t>: مرجع AutoBridge لمشتري التصدير — GAC Trumpchi E8, مركبة هجينة قابلة للشحن / سيارة عائلية</w:t>
+      </w:r>
+    </w:p>
+    <w:p>
+      <w:pPr>
+        <w:pStyle w:val="ListBullet"/>
+      </w:pPr>
+      <w:r>
+        <w:rPr>
+          <w:b/>
+        </w:rPr>
+        <w:t>ZH</w:t>
+      </w:r>
+      <w:r>
+        <w:t>: AutoBridge 出口采购参考｜GAC Trumpchi E8, 插电混动车 / MPV</w:t>
+      </w:r>
+    </w:p>
+    <w:p>
+      <w:pPr>
+        <w:pStyle w:val="Heading2"/>
       </w:pPr>
       <w:r>
         <w:t>Sources &amp; Verification</w:t>
@@ -1029,7 +1040,7 @@
     </w:p>
     <w:tbl>
       <w:tblPr>
-        <w:tblStyle w:val="TableGrid"/>
+        <w:tblStyle w:val="LightGrid-Accent1"/>
         <w:tblW w:type="auto" w:w="0"/>
         <w:tblLook w:firstColumn="1" w:firstRow="1" w:lastColumn="0" w:lastRow="0" w:noHBand="0" w:noVBand="1" w:val="04A0"/>
       </w:tblPr>
@@ -1046,20 +1057,9 @@
         <w:tc>
           <w:tcPr>
             <w:tcW w:type="dxa" w:w="1234"/>
-            <w:shd w:val="clear" w:fill="EAF0F6"/>
           </w:tcPr>
           <w:p>
             <w:r>
-              <w:rPr>
-                <w:b/>
-                <w:sz w:val="20"/>
-              </w:rPr>
-            </w:r>
-            <w:r>
-              <w:rPr>
-                <w:b/>
-                <w:sz w:val="20"/>
-              </w:rPr>
               <w:t>Source title</w:t>
             </w:r>
           </w:p>
@@ -1067,20 +1067,9 @@
         <w:tc>
           <w:tcPr>
             <w:tcW w:type="dxa" w:w="1234"/>
-            <w:shd w:val="clear" w:fill="EAF0F6"/>
           </w:tcPr>
           <w:p>
             <w:r>
-              <w:rPr>
-                <w:b/>
-                <w:sz w:val="20"/>
-              </w:rPr>
-            </w:r>
-            <w:r>
-              <w:rPr>
-                <w:b/>
-                <w:sz w:val="20"/>
-              </w:rPr>
               <w:t>Organization</w:t>
             </w:r>
           </w:p>
@@ -1088,20 +1077,9 @@
         <w:tc>
           <w:tcPr>
             <w:tcW w:type="dxa" w:w="1234"/>
-            <w:shd w:val="clear" w:fill="EAF0F6"/>
           </w:tcPr>
           <w:p>
             <w:r>
-              <w:rPr>
-                <w:b/>
-                <w:sz w:val="20"/>
-              </w:rPr>
-            </w:r>
-            <w:r>
-              <w:rPr>
-                <w:b/>
-                <w:sz w:val="20"/>
-              </w:rPr>
               <w:t>Market</w:t>
             </w:r>
           </w:p>
@@ -1109,20 +1087,9 @@
         <w:tc>
           <w:tcPr>
             <w:tcW w:type="dxa" w:w="1234"/>
-            <w:shd w:val="clear" w:fill="EAF0F6"/>
           </w:tcPr>
           <w:p>
             <w:r>
-              <w:rPr>
-                <w:b/>
-                <w:sz w:val="20"/>
-              </w:rPr>
-            </w:r>
-            <w:r>
-              <w:rPr>
-                <w:b/>
-                <w:sz w:val="20"/>
-              </w:rPr>
               <w:t>URL</w:t>
             </w:r>
           </w:p>
@@ -1130,20 +1097,9 @@
         <w:tc>
           <w:tcPr>
             <w:tcW w:type="dxa" w:w="1234"/>
-            <w:shd w:val="clear" w:fill="EAF0F6"/>
           </w:tcPr>
           <w:p>
             <w:r>
-              <w:rPr>
-                <w:b/>
-                <w:sz w:val="20"/>
-              </w:rPr>
-            </w:r>
-            <w:r>
-              <w:rPr>
-                <w:b/>
-                <w:sz w:val="20"/>
-              </w:rPr>
               <w:t>Checked</w:t>
             </w:r>
           </w:p>
@@ -1151,20 +1107,9 @@
         <w:tc>
           <w:tcPr>
             <w:tcW w:type="dxa" w:w="1234"/>
-            <w:shd w:val="clear" w:fill="EAF0F6"/>
           </w:tcPr>
           <w:p>
             <w:r>
-              <w:rPr>
-                <w:b/>
-                <w:sz w:val="20"/>
-              </w:rPr>
-            </w:r>
-            <w:r>
-              <w:rPr>
-                <w:b/>
-                <w:sz w:val="20"/>
-              </w:rPr>
               <w:t>Confidence</w:t>
             </w:r>
           </w:p>
@@ -1172,20 +1117,9 @@
         <w:tc>
           <w:tcPr>
             <w:tcW w:type="dxa" w:w="1234"/>
-            <w:shd w:val="clear" w:fill="EAF0F6"/>
           </w:tcPr>
           <w:p>
             <w:r>
-              <w:rPr>
-                <w:b/>
-                <w:sz w:val="20"/>
-              </w:rPr>
-            </w:r>
-            <w:r>
-              <w:rPr>
-                <w:b/>
-                <w:sz w:val="20"/>
-              </w:rPr>
               <w:t>Supported facts</w:t>
             </w:r>
           </w:p>
@@ -1198,14 +1132,6 @@
           </w:tcPr>
           <w:p>
             <w:r>
-              <w:rPr>
-                <w:sz w:val="20"/>
-              </w:rPr>
-            </w:r>
-            <w:r>
-              <w:rPr>
-                <w:sz w:val="20"/>
-              </w:rPr>
               <w:t>Trumpchi E8+ official configuration table</w:t>
             </w:r>
           </w:p>
@@ -1216,14 +1142,6 @@
           </w:tcPr>
           <w:p>
             <w:r>
-              <w:rPr>
-                <w:sz w:val="20"/>
-              </w:rPr>
-            </w:r>
-            <w:r>
-              <w:rPr>
-                <w:sz w:val="20"/>
-              </w:rPr>
               <w:t>GAC Trumpchi (OEM)</w:t>
             </w:r>
           </w:p>
@@ -1234,14 +1152,6 @@
           </w:tcPr>
           <w:p>
             <w:r>
-              <w:rPr>
-                <w:sz w:val="20"/>
-              </w:rPr>
-            </w:r>
-            <w:r>
-              <w:rPr>
-                <w:sz w:val="20"/>
-              </w:rPr>
               <w:t>CN</w:t>
             </w:r>
           </w:p>
@@ -1252,14 +1162,6 @@
           </w:tcPr>
           <w:p>
             <w:r>
-              <w:rPr>
-                <w:sz w:val="20"/>
-              </w:rPr>
-            </w:r>
-            <w:r>
-              <w:rPr>
-                <w:sz w:val="20"/>
-              </w:rPr>
               <w:t>https://www.gacmotor.com/configtable?id=811</w:t>
             </w:r>
           </w:p>
@@ -1270,14 +1172,6 @@
           </w:tcPr>
           <w:p>
             <w:r>
-              <w:rPr>
-                <w:sz w:val="20"/>
-              </w:rPr>
-            </w:r>
-            <w:r>
-              <w:rPr>
-                <w:sz w:val="20"/>
-              </w:rPr>
               <w:t>2026-09-04</w:t>
             </w:r>
           </w:p>
@@ -1288,14 +1182,6 @@
           </w:tcPr>
           <w:p>
             <w:r>
-              <w:rPr>
-                <w:sz w:val="20"/>
-              </w:rPr>
-            </w:r>
-            <w:r>
-              <w:rPr>
-                <w:sz w:val="20"/>
-              </w:rPr>
               <w:t>VERIFIED (OEM)</w:t>
             </w:r>
           </w:p>
@@ -1306,14 +1192,6 @@
           </w:tcPr>
           <w:p>
             <w:r>
-              <w:rPr>
-                <w:sz w:val="20"/>
-              </w:rPr>
-            </w:r>
-            <w:r>
-              <w:rPr>
-                <w:sz w:val="20"/>
-              </w:rPr>
               <w:t>PHEV powertrain, battery, dimensions, seats</w:t>
             </w:r>
           </w:p>
@@ -1326,14 +1204,6 @@
           </w:tcPr>
           <w:p>
             <w:r>
-              <w:rPr>
-                <w:sz w:val="20"/>
-              </w:rPr>
-            </w:r>
-            <w:r>
-              <w:rPr>
-                <w:sz w:val="20"/>
-              </w:rPr>
               <w:t>E8 (PHEV) launch, size &amp; electrification</w:t>
             </w:r>
           </w:p>
@@ -1344,14 +1214,6 @@
           </w:tcPr>
           <w:p>
             <w:r>
-              <w:rPr>
-                <w:sz w:val="20"/>
-              </w:rPr>
-            </w:r>
-            <w:r>
-              <w:rPr>
-                <w:sz w:val="20"/>
-              </w:rPr>
               <w:t>Southern Metropolis Daily</w:t>
             </w:r>
           </w:p>
@@ -1362,14 +1224,6 @@
           </w:tcPr>
           <w:p>
             <w:r>
-              <w:rPr>
-                <w:sz w:val="20"/>
-              </w:rPr>
-            </w:r>
-            <w:r>
-              <w:rPr>
-                <w:sz w:val="20"/>
-              </w:rPr>
               <w:t>CN</w:t>
             </w:r>
           </w:p>
@@ -1380,14 +1234,6 @@
           </w:tcPr>
           <w:p>
             <w:r>
-              <w:rPr>
-                <w:sz w:val="20"/>
-              </w:rPr>
-            </w:r>
-            <w:r>
-              <w:rPr>
-                <w:sz w:val="20"/>
-              </w:rPr>
               <w:t>http://m.toutiao.com/group/7281953819724988991/</w:t>
             </w:r>
           </w:p>
@@ -1398,14 +1244,6 @@
           </w:tcPr>
           <w:p>
             <w:r>
-              <w:rPr>
-                <w:sz w:val="20"/>
-              </w:rPr>
-            </w:r>
-            <w:r>
-              <w:rPr>
-                <w:sz w:val="20"/>
-              </w:rPr>
               <w:t>2026-09-04</w:t>
             </w:r>
           </w:p>
@@ -1416,14 +1254,6 @@
           </w:tcPr>
           <w:p>
             <w:r>
-              <w:rPr>
-                <w:sz w:val="20"/>
-              </w:rPr>
-            </w:r>
-            <w:r>
-              <w:rPr>
-                <w:sz w:val="20"/>
-              </w:rPr>
               <w:t>CROSS_CHECKED</w:t>
             </w:r>
           </w:p>
@@ -1434,14 +1264,6 @@
           </w:tcPr>
           <w:p>
             <w:r>
-              <w:rPr>
-                <w:sz w:val="20"/>
-              </w:rPr>
-            </w:r>
-            <w:r>
-              <w:rPr>
-                <w:sz w:val="20"/>
-              </w:rPr>
               <w:t>Dimensions, motor, battery</w:t>
             </w:r>
           </w:p>
@@ -1454,14 +1276,6 @@
           </w:tcPr>
           <w:p>
             <w:r>
-              <w:rPr>
-                <w:sz w:val="20"/>
-              </w:rPr>
-            </w:r>
-            <w:r>
-              <w:rPr>
-                <w:sz w:val="20"/>
-              </w:rPr>
               <w:t>E8 showroom: size/motor/battery</w:t>
             </w:r>
           </w:p>
@@ -1472,14 +1286,6 @@
           </w:tcPr>
           <w:p>
             <w:r>
-              <w:rPr>
-                <w:sz w:val="20"/>
-              </w:rPr>
-            </w:r>
-            <w:r>
-              <w:rPr>
-                <w:sz w:val="20"/>
-              </w:rPr>
               <w:t>YouCheYiHou</w:t>
             </w:r>
           </w:p>
@@ -1490,14 +1296,6 @@
           </w:tcPr>
           <w:p>
             <w:r>
-              <w:rPr>
-                <w:sz w:val="20"/>
-              </w:rPr>
-            </w:r>
-            <w:r>
-              <w:rPr>
-                <w:sz w:val="20"/>
-              </w:rPr>
               <w:t>CN</w:t>
             </w:r>
           </w:p>
@@ -1508,14 +1306,6 @@
           </w:tcPr>
           <w:p>
             <w:r>
-              <w:rPr>
-                <w:sz w:val="20"/>
-              </w:rPr>
-            </w:r>
-            <w:r>
-              <w:rPr>
-                <w:sz w:val="20"/>
-              </w:rPr>
               <w:t>http://m.toutiao.com/group/7282038365669982759/</w:t>
             </w:r>
           </w:p>
@@ -1526,14 +1316,6 @@
           </w:tcPr>
           <w:p>
             <w:r>
-              <w:rPr>
-                <w:sz w:val="20"/>
-              </w:rPr>
-            </w:r>
-            <w:r>
-              <w:rPr>
-                <w:sz w:val="20"/>
-              </w:rPr>
               <w:t>2026-09-04</w:t>
             </w:r>
           </w:p>
@@ -1544,14 +1326,6 @@
           </w:tcPr>
           <w:p>
             <w:r>
-              <w:rPr>
-                <w:sz w:val="20"/>
-              </w:rPr>
-            </w:r>
-            <w:r>
-              <w:rPr>
-                <w:sz w:val="20"/>
-              </w:rPr>
               <w:t>CROSS_CHECKED</w:t>
             </w:r>
           </w:p>
@@ -1562,14 +1336,6 @@
           </w:tcPr>
           <w:p>
             <w:r>
-              <w:rPr>
-                <w:sz w:val="20"/>
-              </w:rPr>
-            </w:r>
-            <w:r>
-              <w:rPr>
-                <w:sz w:val="20"/>
-              </w:rPr>
               <w:t>Motor, weight, V2L/V2V</w:t>
             </w:r>
           </w:p>
@@ -1582,14 +1348,6 @@
           </w:tcPr>
           <w:p>
             <w:r>
-              <w:rPr>
-                <w:sz w:val="20"/>
-              </w:rPr>
-            </w:r>
-            <w:r>
-              <w:rPr>
-                <w:sz w:val="20"/>
-              </w:rPr>
               <w:t>E8 GPMA architecture &amp; high-strength steel</w:t>
             </w:r>
           </w:p>
@@ -1600,14 +1358,6 @@
           </w:tcPr>
           <w:p>
             <w:r>
-              <w:rPr>
-                <w:sz w:val="20"/>
-              </w:rPr>
-            </w:r>
-            <w:r>
-              <w:rPr>
-                <w:sz w:val="20"/>
-              </w:rPr>
               <w:t>Yangcheng Evening News PDF</w:t>
             </w:r>
           </w:p>
@@ -1618,14 +1368,6 @@
           </w:tcPr>
           <w:p>
             <w:r>
-              <w:rPr>
-                <w:sz w:val="20"/>
-              </w:rPr>
-            </w:r>
-            <w:r>
-              <w:rPr>
-                <w:sz w:val="20"/>
-              </w:rPr>
               <w:t>CN</w:t>
             </w:r>
           </w:p>
@@ -1636,14 +1378,6 @@
           </w:tcPr>
           <w:p>
             <w:r>
-              <w:rPr>
-                <w:sz w:val="20"/>
-              </w:rPr>
-            </w:r>
-            <w:r>
-              <w:rPr>
-                <w:sz w:val="20"/>
-              </w:rPr>
               <w:t>https://ep.ycwb.com/epaper/ycwb/resfile/2023-12-13/A11/ycwb20231213A11.pdf</w:t>
             </w:r>
           </w:p>
@@ -1654,14 +1388,6 @@
           </w:tcPr>
           <w:p>
             <w:r>
-              <w:rPr>
-                <w:sz w:val="20"/>
-              </w:rPr>
-            </w:r>
-            <w:r>
-              <w:rPr>
-                <w:sz w:val="20"/>
-              </w:rPr>
               <w:t>2026-09-04</w:t>
             </w:r>
           </w:p>
@@ -1672,14 +1398,6 @@
           </w:tcPr>
           <w:p>
             <w:r>
-              <w:rPr>
-                <w:sz w:val="20"/>
-              </w:rPr>
-            </w:r>
-            <w:r>
-              <w:rPr>
-                <w:sz w:val="20"/>
-              </w:rPr>
               <w:t>SINGLE_SOURCE</w:t>
             </w:r>
           </w:p>
@@ -1690,14 +1408,6 @@
           </w:tcPr>
           <w:p>
             <w:r>
-              <w:rPr>
-                <w:sz w:val="20"/>
-              </w:rPr>
-            </w:r>
-            <w:r>
-              <w:rPr>
-                <w:sz w:val="20"/>
-              </w:rPr>
               <w:t>Platform, ~75% HSS</w:t>
             </w:r>
           </w:p>
@@ -1710,14 +1420,6 @@
           </w:tcPr>
           <w:p>
             <w:r>
-              <w:rPr>
-                <w:sz w:val="20"/>
-              </w:rPr>
-            </w:r>
-            <w:r>
-              <w:rPr>
-                <w:sz w:val="20"/>
-              </w:rPr>
               <w:t>Trumpchi E8 New Energy full-line config</w:t>
             </w:r>
           </w:p>
@@ -1728,14 +1430,6 @@
           </w:tcPr>
           <w:p>
             <w:r>
-              <w:rPr>
-                <w:sz w:val="20"/>
-              </w:rPr>
-            </w:r>
-            <w:r>
-              <w:rPr>
-                <w:sz w:val="20"/>
-              </w:rPr>
               <w:t>PCauto config</w:t>
             </w:r>
           </w:p>
@@ -1746,14 +1440,6 @@
           </w:tcPr>
           <w:p>
             <w:r>
-              <w:rPr>
-                <w:sz w:val="20"/>
-              </w:rPr>
-            </w:r>
-            <w:r>
-              <w:rPr>
-                <w:sz w:val="20"/>
-              </w:rPr>
               <w:t>CN</w:t>
             </w:r>
           </w:p>
@@ -1764,14 +1450,6 @@
           </w:tcPr>
           <w:p>
             <w:r>
-              <w:rPr>
-                <w:sz w:val="20"/>
-              </w:rPr>
-            </w:r>
-            <w:r>
-              <w:rPr>
-                <w:sz w:val="20"/>
-              </w:rPr>
               <w:t>https://car.pcauto.com.cn/360/s47354/r1/config.html</w:t>
             </w:r>
           </w:p>
@@ -1782,14 +1460,6 @@
           </w:tcPr>
           <w:p>
             <w:r>
-              <w:rPr>
-                <w:sz w:val="20"/>
-              </w:rPr>
-            </w:r>
-            <w:r>
-              <w:rPr>
-                <w:sz w:val="20"/>
-              </w:rPr>
               <w:t>2026-09-04</w:t>
             </w:r>
           </w:p>
@@ -1800,14 +1470,6 @@
           </w:tcPr>
           <w:p>
             <w:r>
-              <w:rPr>
-                <w:sz w:val="20"/>
-              </w:rPr>
-            </w:r>
-            <w:r>
-              <w:rPr>
-                <w:sz w:val="20"/>
-              </w:rPr>
               <w:t>CROSS_CHECKED</w:t>
             </w:r>
           </w:p>
@@ -1818,31 +1480,453 @@
           </w:tcPr>
           <w:p>
             <w:r>
-              <w:rPr>
-                <w:sz w:val="20"/>
-              </w:rPr>
-            </w:r>
-            <w:r>
-              <w:rPr>
-                <w:sz w:val="20"/>
-              </w:rPr>
               <w:t>Dimensions, 25.57 kWh, CLTC range</w:t>
             </w:r>
           </w:p>
         </w:tc>
       </w:tr>
+      <w:tr>
+        <w:tc>
+          <w:tcPr>
+            <w:tcW w:type="dxa" w:w="1234"/>
+          </w:tcPr>
+          <w:p>
+            <w:r>
+              <w:t>Road motor-vehicle manufacturers &amp; products catalog — public query system</w:t>
+            </w:r>
+          </w:p>
+        </w:tc>
+        <w:tc>
+          <w:tcPr>
+            <w:tcW w:type="dxa" w:w="1234"/>
+          </w:tcPr>
+          <w:p>
+            <w:r>
+              <w:t>MIIT, China Ministry of Industry and Information Technology</w:t>
+            </w:r>
+          </w:p>
+        </w:tc>
+        <w:tc>
+          <w:tcPr>
+            <w:tcW w:type="dxa" w:w="1234"/>
+          </w:tcPr>
+          <w:p>
+            <w:r>
+              <w:t>CN</w:t>
+            </w:r>
+          </w:p>
+        </w:tc>
+        <w:tc>
+          <w:tcPr>
+            <w:tcW w:type="dxa" w:w="1234"/>
+          </w:tcPr>
+          <w:p>
+            <w:r>
+              <w:t>https://service.miit-eidc.org.cn/miitxxgk/gonggao_xxgk/index_ggcp.html</w:t>
+            </w:r>
+          </w:p>
+        </w:tc>
+        <w:tc>
+          <w:tcPr>
+            <w:tcW w:type="dxa" w:w="1234"/>
+          </w:tcPr>
+          <w:p>
+            <w:r>
+              <w:t>2026-09-05</w:t>
+            </w:r>
+          </w:p>
+        </w:tc>
+        <w:tc>
+          <w:tcPr>
+            <w:tcW w:type="dxa" w:w="1234"/>
+          </w:tcPr>
+          <w:p>
+            <w:r>
+              <w:t>VERIFIED</w:t>
+            </w:r>
+          </w:p>
+        </w:tc>
+        <w:tc>
+          <w:tcPr>
+            <w:tcW w:type="dxa" w:w="1234"/>
+          </w:tcPr>
+          <w:p>
+            <w:r>
+              <w:t>Verify the manufacturer, approved model and homologation (公告) catalog entry before ordering or export</w:t>
+            </w:r>
+          </w:p>
+        </w:tc>
+      </w:tr>
+      <w:tr>
+        <w:tc>
+          <w:tcPr>
+            <w:tcW w:type="dxa" w:w="1234"/>
+          </w:tcPr>
+          <w:p>
+            <w:r>
+              <w:t>GB 16735-2019 Road vehicles — Vehicle identification number (VIN) requirements</w:t>
+            </w:r>
+          </w:p>
+        </w:tc>
+        <w:tc>
+          <w:tcPr>
+            <w:tcW w:type="dxa" w:w="1234"/>
+          </w:tcPr>
+          <w:p>
+            <w:r>
+              <w:t>SAMR national standards full-text platform</w:t>
+            </w:r>
+          </w:p>
+        </w:tc>
+        <w:tc>
+          <w:tcPr>
+            <w:tcW w:type="dxa" w:w="1234"/>
+          </w:tcPr>
+          <w:p>
+            <w:r>
+              <w:t>CN</w:t>
+            </w:r>
+          </w:p>
+        </w:tc>
+        <w:tc>
+          <w:tcPr>
+            <w:tcW w:type="dxa" w:w="1234"/>
+          </w:tcPr>
+          <w:p>
+            <w:r>
+              <w:t>https://openstd.samr.gov.cn/bzgk/std/newGbInfo?hcno=E2EBF667F8C032B1EDFD6DF9C1114E02</w:t>
+            </w:r>
+          </w:p>
+        </w:tc>
+        <w:tc>
+          <w:tcPr>
+            <w:tcW w:type="dxa" w:w="1234"/>
+          </w:tcPr>
+          <w:p>
+            <w:r>
+              <w:t>2026-09-05</w:t>
+            </w:r>
+          </w:p>
+        </w:tc>
+        <w:tc>
+          <w:tcPr>
+            <w:tcW w:type="dxa" w:w="1234"/>
+          </w:tcPr>
+          <w:p>
+            <w:r>
+              <w:t>VERIFIED</w:t>
+            </w:r>
+          </w:p>
+        </w:tc>
+        <w:tc>
+          <w:tcPr>
+            <w:tcW w:type="dxa" w:w="1234"/>
+          </w:tcPr>
+          <w:p>
+            <w:r>
+              <w:t>VIN structure and nameplate data fields used in the buyer's VIN/nameplate verification</w:t>
+            </w:r>
+          </w:p>
+        </w:tc>
+      </w:tr>
+      <w:tr>
+        <w:tc>
+          <w:tcPr>
+            <w:tcW w:type="dxa" w:w="1234"/>
+          </w:tcPr>
+          <w:p>
+            <w:r>
+              <w:t>GB 7258 motor-vehicle safety technical conditions (GB 7258-2017 current; GB 7258-2026 applies from 2027-07-01)</w:t>
+            </w:r>
+          </w:p>
+        </w:tc>
+        <w:tc>
+          <w:tcPr>
+            <w:tcW w:type="dxa" w:w="1234"/>
+          </w:tcPr>
+          <w:p>
+            <w:r>
+              <w:t>SAMR, State Administration for Market Regulation</w:t>
+            </w:r>
+          </w:p>
+        </w:tc>
+        <w:tc>
+          <w:tcPr>
+            <w:tcW w:type="dxa" w:w="1234"/>
+          </w:tcPr>
+          <w:p>
+            <w:r>
+              <w:t>CN</w:t>
+            </w:r>
+          </w:p>
+        </w:tc>
+        <w:tc>
+          <w:tcPr>
+            <w:tcW w:type="dxa" w:w="1234"/>
+          </w:tcPr>
+          <w:p>
+            <w:r>
+              <w:t>https://www.samr.gov.cn/xw/sj/art/2026/art_9b2b3fa425e3461e8dc3bd270b410ceb.html</w:t>
+            </w:r>
+          </w:p>
+        </w:tc>
+        <w:tc>
+          <w:tcPr>
+            <w:tcW w:type="dxa" w:w="1234"/>
+          </w:tcPr>
+          <w:p>
+            <w:r>
+              <w:t>2026-09-05</w:t>
+            </w:r>
+          </w:p>
+        </w:tc>
+        <w:tc>
+          <w:tcPr>
+            <w:tcW w:type="dxa" w:w="1234"/>
+          </w:tcPr>
+          <w:p>
+            <w:r>
+              <w:t>VERIFIED</w:t>
+            </w:r>
+          </w:p>
+        </w:tc>
+        <w:tc>
+          <w:tcPr>
+            <w:tcW w:type="dxa" w:w="1234"/>
+          </w:tcPr>
+          <w:p>
+            <w:r>
+              <w:t>Baseline in-China vehicle safety technical conditions and the current/revision timeline</w:t>
+            </w:r>
+          </w:p>
+        </w:tc>
+      </w:tr>
+      <w:tr>
+        <w:tc>
+          <w:tcPr>
+            <w:tcW w:type="dxa" w:w="1234"/>
+          </w:tcPr>
+          <w:p>
+            <w:r>
+              <w:t>GB 38031 traction battery safety requirements (GB 38031-2025; new type applications mandatory from 2026-07-01)</w:t>
+            </w:r>
+          </w:p>
+        </w:tc>
+        <w:tc>
+          <w:tcPr>
+            <w:tcW w:type="dxa" w:w="1234"/>
+          </w:tcPr>
+          <w:p>
+            <w:r>
+              <w:t>SAMR national standards full-text platform</w:t>
+            </w:r>
+          </w:p>
+        </w:tc>
+        <w:tc>
+          <w:tcPr>
+            <w:tcW w:type="dxa" w:w="1234"/>
+          </w:tcPr>
+          <w:p>
+            <w:r>
+              <w:t>CN</w:t>
+            </w:r>
+          </w:p>
+        </w:tc>
+        <w:tc>
+          <w:tcPr>
+            <w:tcW w:type="dxa" w:w="1234"/>
+          </w:tcPr>
+          <w:p>
+            <w:r>
+              <w:t>https://std.samr.gov.cn/gb/search/gbDetailed?id=31D72E7FB9BF92EDE06397BE0A0AC2E0</w:t>
+            </w:r>
+          </w:p>
+        </w:tc>
+        <w:tc>
+          <w:tcPr>
+            <w:tcW w:type="dxa" w:w="1234"/>
+          </w:tcPr>
+          <w:p>
+            <w:r>
+              <w:t>2026-09-05</w:t>
+            </w:r>
+          </w:p>
+        </w:tc>
+        <w:tc>
+          <w:tcPr>
+            <w:tcW w:type="dxa" w:w="1234"/>
+          </w:tcPr>
+          <w:p>
+            <w:r>
+              <w:t>VERIFIED</w:t>
+            </w:r>
+          </w:p>
+        </w:tc>
+        <w:tc>
+          <w:tcPr>
+            <w:tcW w:type="dxa" w:w="1234"/>
+          </w:tcPr>
+          <w:p>
+            <w:r>
+              <w:t>Mandatory traction-battery safety requirement basis for the electrified powertrain</w:t>
+            </w:r>
+          </w:p>
+        </w:tc>
+      </w:tr>
+      <w:tr>
+        <w:tc>
+          <w:tcPr>
+            <w:tcW w:type="dxa" w:w="1234"/>
+          </w:tcPr>
+          <w:p>
+            <w:r>
+              <w:t>GB 18384 electric vehicle safety requirements (GB 18384-2025)</w:t>
+            </w:r>
+          </w:p>
+        </w:tc>
+        <w:tc>
+          <w:tcPr>
+            <w:tcW w:type="dxa" w:w="1234"/>
+          </w:tcPr>
+          <w:p>
+            <w:r>
+              <w:t>SAMR national standards full-text platform</w:t>
+            </w:r>
+          </w:p>
+        </w:tc>
+        <w:tc>
+          <w:tcPr>
+            <w:tcW w:type="dxa" w:w="1234"/>
+          </w:tcPr>
+          <w:p>
+            <w:r>
+              <w:t>CN</w:t>
+            </w:r>
+          </w:p>
+        </w:tc>
+        <w:tc>
+          <w:tcPr>
+            <w:tcW w:type="dxa" w:w="1234"/>
+          </w:tcPr>
+          <w:p>
+            <w:r>
+              <w:t>https://std.samr.gov.cn/gb/search/gbDetailed?id=473DC30DBF4CC20FE06397BE0A0AD08C</w:t>
+            </w:r>
+          </w:p>
+        </w:tc>
+        <w:tc>
+          <w:tcPr>
+            <w:tcW w:type="dxa" w:w="1234"/>
+          </w:tcPr>
+          <w:p>
+            <w:r>
+              <w:t>2026-09-05</w:t>
+            </w:r>
+          </w:p>
+        </w:tc>
+        <w:tc>
+          <w:tcPr>
+            <w:tcW w:type="dxa" w:w="1234"/>
+          </w:tcPr>
+          <w:p>
+            <w:r>
+              <w:t>VERIFIED</w:t>
+            </w:r>
+          </w:p>
+        </w:tc>
+        <w:tc>
+          <w:tcPr>
+            <w:tcW w:type="dxa" w:w="1234"/>
+          </w:tcPr>
+          <w:p>
+            <w:r>
+              <w:t>Electric-vehicle electrical/functional safety requirement basis</w:t>
+            </w:r>
+          </w:p>
+        </w:tc>
+      </w:tr>
+      <w:tr>
+        <w:tc>
+          <w:tcPr>
+            <w:tcW w:type="dxa" w:w="1234"/>
+          </w:tcPr>
+          <w:p>
+            <w:r>
+              <w:t>GB 18352.6-2016 with amendment XG1-2026 (China-6 light-vehicle pollutant emissions)</w:t>
+            </w:r>
+          </w:p>
+        </w:tc>
+        <w:tc>
+          <w:tcPr>
+            <w:tcW w:type="dxa" w:w="1234"/>
+          </w:tcPr>
+          <w:p>
+            <w:r>
+              <w:t>Ministry of Ecology and Environment (MEE)</w:t>
+            </w:r>
+          </w:p>
+        </w:tc>
+        <w:tc>
+          <w:tcPr>
+            <w:tcW w:type="dxa" w:w="1234"/>
+          </w:tcPr>
+          <w:p>
+            <w:r>
+              <w:t>CN</w:t>
+            </w:r>
+          </w:p>
+        </w:tc>
+        <w:tc>
+          <w:tcPr>
+            <w:tcW w:type="dxa" w:w="1234"/>
+          </w:tcPr>
+          <w:p>
+            <w:r>
+              <w:t>https://www.mee.gov.cn/xxgk2018/xxgk/xxgk01/202604/t20260430_1150676.html</w:t>
+            </w:r>
+          </w:p>
+        </w:tc>
+        <w:tc>
+          <w:tcPr>
+            <w:tcW w:type="dxa" w:w="1234"/>
+          </w:tcPr>
+          <w:p>
+            <w:r>
+              <w:t>2026-09-05</w:t>
+            </w:r>
+          </w:p>
+        </w:tc>
+        <w:tc>
+          <w:tcPr>
+            <w:tcW w:type="dxa" w:w="1234"/>
+          </w:tcPr>
+          <w:p>
+            <w:r>
+              <w:t>VERIFIED</w:t>
+            </w:r>
+          </w:p>
+        </w:tc>
+        <w:tc>
+          <w:tcPr>
+            <w:tcW w:type="dxa" w:w="1234"/>
+          </w:tcPr>
+          <w:p>
+            <w:r>
+              <w:t>China-6 light-vehicle emission stage and the 2026 amendment implementation dates</w:t>
+            </w:r>
+          </w:p>
+        </w:tc>
+      </w:tr>
     </w:tbl>
+    <w:p/>
     <w:p>
       <w:r>
-        <w:rPr>
-          <w:i/>
-        </w:rPr>
-        <w:t>Confidence note: OEM page captured; platform steel ratio and V2L/V2V figures are single-source. PHEV and Glory HEV deliberately separated; Chinese-market reference only.</w:t>
+        <w:t>*Confidence note: OEM page captured; platform steel ratio and V2L/V2V figures are single-source. PHEV and Glory HEV deliberately separated; Chinese-market reference only.*</w:t>
       </w:r>
     </w:p>
     <w:p>
       <w:pPr>
-        <w:pStyle w:val="Heading1"/>
+        <w:pStyle w:val="Heading2"/>
       </w:pPr>
       <w:r>
         <w:t>Editorial Review</w:t>
@@ -2326,8 +2410,8 @@
     <w:qFormat/>
     <w:rsid w:val="00FC693F"/>
     <w:rPr>
-      <w:rFonts w:ascii="Calibri" w:hAnsi="Calibri" w:eastAsia="Calibri"/>
-      <w:sz w:val="22"/>
+      <w:rFonts w:ascii="Calibri" w:hAnsi="Calibri"/>
+      <w:sz w:val="21"/>
     </w:rPr>
   </w:style>
   <w:style w:type="paragraph" w:styleId="Header">
@@ -2389,11 +2473,11 @@
       <w:outlineLvl w:val="0"/>
     </w:pPr>
     <w:rPr>
-      <w:rFonts w:asciiTheme="majorHAnsi" w:eastAsiaTheme="majorEastAsia" w:hAnsiTheme="majorHAnsi" w:cstheme="majorBidi" w:ascii="Calibri" w:hAnsi="Calibri"/>
+      <w:rFonts w:asciiTheme="majorHAnsi" w:eastAsiaTheme="majorEastAsia" w:hAnsiTheme="majorHAnsi" w:cstheme="majorBidi"/>
       <w:b/>
       <w:bCs/>
-      <w:color w:val="1F2A37"/>
-      <w:sz w:val="40"/>
+      <w:color w:val="365F91" w:themeColor="accent1" w:themeShade="BF"/>
+      <w:sz w:val="28"/>
       <w:szCs w:val="28"/>
     </w:rPr>
   </w:style>
@@ -2413,11 +2497,11 @@
       <w:outlineLvl w:val="1"/>
     </w:pPr>
     <w:rPr>
-      <w:rFonts w:asciiTheme="majorHAnsi" w:eastAsiaTheme="majorEastAsia" w:hAnsiTheme="majorHAnsi" w:cstheme="majorBidi" w:ascii="Calibri" w:hAnsi="Calibri"/>
+      <w:rFonts w:asciiTheme="majorHAnsi" w:eastAsiaTheme="majorEastAsia" w:hAnsiTheme="majorHAnsi" w:cstheme="majorBidi"/>
       <w:b/>
       <w:bCs/>
-      <w:color w:val="1F2A37"/>
-      <w:sz w:val="30"/>
+      <w:color w:val="4F81BD" w:themeColor="accent1"/>
+      <w:sz w:val="26"/>
       <w:szCs w:val="26"/>
     </w:rPr>
   </w:style>
@@ -2437,11 +2521,10 @@
       <w:outlineLvl w:val="2"/>
     </w:pPr>
     <w:rPr>
-      <w:rFonts w:asciiTheme="majorHAnsi" w:eastAsiaTheme="majorEastAsia" w:hAnsiTheme="majorHAnsi" w:cstheme="majorBidi" w:ascii="Calibri" w:hAnsi="Calibri"/>
+      <w:rFonts w:asciiTheme="majorHAnsi" w:eastAsiaTheme="majorEastAsia" w:hAnsiTheme="majorHAnsi" w:cstheme="majorBidi"/>
       <w:b/>
       <w:bCs/>
-      <w:color w:val="1F2A37"/>
-      <w:sz w:val="25"/>
+      <w:color w:val="4F81BD" w:themeColor="accent1"/>
     </w:rPr>
   </w:style>
   <w:style w:type="paragraph" w:styleId="Heading4">

--- a/deliveries/2026-09-04/AutoBridge_Daily_2026-09-04/01_Vehicle_Pages/VEH_20260904_06_GAC_Trumpchi_E8.docx
+++ b/deliveries/2026-09-04/AutoBridge_Daily_2026-09-04/01_Vehicle_Pages/VEH_20260904_06_GAC_Trumpchi_E8.docx
@@ -827,7 +827,7 @@
         <w:pStyle w:val="ListBullet"/>
       </w:pPr>
       <w:r>
-        <w:t>LICENSE: none secured — no third-party image may be published until rights are cleared</w:t>
+        <w:t>LICENSE_OR_USAGE_BASIS: none secured — no third-party image may be published until rights are cleared</w:t>
       </w:r>
     </w:p>
     <w:p>
@@ -1943,7 +1943,7 @@
         <w:t>Author</w:t>
       </w:r>
       <w:r>
-        <w:t>: AutoBridge Export Editorial Team · [Sourcing Team](/authors/) · method per our [Editorial Policy](/editorial-policy/)</w:t>
+        <w:t>: AutoBridge Export Editorial Team · method per our [Editorial Policy](/editorial-policy/)</w:t>
       </w:r>
     </w:p>
     <w:p>
@@ -1957,16 +1957,7 @@
         <w:t>Last reviewed</w:t>
       </w:r>
       <w:r>
-        <w:t xml:space="preserve">: 2026-09-04 · </w:t>
-      </w:r>
-      <w:r>
-        <w:rPr>
-          <w:b/>
-        </w:rPr>
-        <w:t>Fact sheet version</w:t>
-      </w:r>
-      <w:r>
-        <w:t>: v1.1-2026-09-04</w:t>
+        <w:t>: 2026-09-05</w:t>
       </w:r>
     </w:p>
     <w:p>
@@ -2008,7 +1999,7 @@
         <w:t>Transparency</w:t>
       </w:r>
       <w:r>
-        <w:t>: AI_ASSISTED=true · HUMAN_REVIEWED=false · evidence.first_hand=false · PUBLISH_APPROVED=false</w:t>
+        <w:t>: Prepared with AI assistance and editorially checked by the AutoBridge Export Editorial Team. It is source-based desk research, not first-hand testing; confirm time-sensitive and destination-specific requirements before transacting.</w:t>
       </w:r>
     </w:p>
     <w:p>
@@ -2019,10 +2010,10 @@
         <w:rPr>
           <w:b/>
         </w:rPr>
-        <w:t>Quality gates</w:t>
+        <w:t>Editorial standard</w:t>
       </w:r>
       <w:r>
-        <w:t>: EDITORIAL_QA_PASS=PASS · FACT_SOURCE_PASS=PASS · SEO_PASS=PASS · CODEX_REVIEW_PASS=PENDING · PUBLISH_APPROVED=FALSE until independent sign-off</w:t>
+        <w:t>: Researched and written from the sources listed above (desk research; no first-hand driving, teardown or import is claimed). Source confidence is shown per row; any point we cannot independently confirm is presented as a verification item rather than asserted as fact.</w:t>
       </w:r>
     </w:p>
     <w:p>
@@ -2410,7 +2401,6 @@
     <w:qFormat/>
     <w:rsid w:val="00FC693F"/>
     <w:rPr>
-      <w:rFonts w:ascii="Calibri" w:hAnsi="Calibri"/>
       <w:sz w:val="21"/>
     </w:rPr>
   </w:style>
